--- a/docs/hyperv/architecture/docx/BDR_Enterprise_Architecture-v2.docx
+++ b/docs/hyperv/architecture/docx/BDR_Enterprise_Architecture-v2.docx
@@ -1151,6 +1151,106 @@
           </w:p>
         </w:tc>
       </w:tr>
+      <w:tr>
+        <w:tc>
+          <w:tcPr>
+            <w:tcW w:type="dxa" w:w="2448"/>
+            <w:shd w:fill="FFFFFF"/>
+            <w:tcMar>
+              <w:top w:w="80" w:type="dxa"/>
+              <w:bottom w:w="80" w:type="dxa"/>
+              <w:left w:w="120" w:type="dxa"/>
+              <w:right w:w="120" w:type="dxa"/>
+            </w:tcMar>
+          </w:tcPr>
+          <w:p>
+            <w:pPr>
+              <w:spacing w:before="0" w:after="0"/>
+            </w:pPr>
+            <w:r>
+              <w:rPr>
+                <w:rFonts w:ascii="Calibri" w:hAnsi="Calibri"/>
+                <w:b/>
+                <w:color w:val="333333"/>
+                <w:sz w:val="19"/>
+              </w:rPr>
+              <w:t>REQ-BDR-05</w:t>
+            </w:r>
+          </w:p>
+        </w:tc>
+        <w:tc>
+          <w:tcPr>
+            <w:tcW w:type="dxa" w:w="2448"/>
+            <w:shd w:fill="FFFFFF"/>
+            <w:tcMar>
+              <w:top w:w="80" w:type="dxa"/>
+              <w:bottom w:w="80" w:type="dxa"/>
+              <w:left w:w="120" w:type="dxa"/>
+              <w:right w:w="120" w:type="dxa"/>
+            </w:tcMar>
+          </w:tcPr>
+          <w:p>
+            <w:pPr>
+              <w:spacing w:before="0" w:after="0"/>
+            </w:pPr>
+            <w:r>
+              <w:rPr>
+                <w:rFonts w:ascii="Calibri" w:hAnsi="Calibri"/>
+                <w:sz w:val="19"/>
+              </w:rPr>
+              <w:t>Elasticity</w:t>
+            </w:r>
+          </w:p>
+        </w:tc>
+        <w:tc>
+          <w:tcPr>
+            <w:tcW w:type="dxa" w:w="2448"/>
+            <w:shd w:fill="FFFFFF"/>
+            <w:tcMar>
+              <w:top w:w="80" w:type="dxa"/>
+              <w:bottom w:w="80" w:type="dxa"/>
+              <w:left w:w="120" w:type="dxa"/>
+              <w:right w:w="120" w:type="dxa"/>
+            </w:tcMar>
+          </w:tcPr>
+          <w:p>
+            <w:pPr>
+              <w:spacing w:before="0" w:after="0"/>
+            </w:pPr>
+            <w:r>
+              <w:rPr>
+                <w:rFonts w:ascii="Calibri" w:hAnsi="Calibri"/>
+                <w:sz w:val="19"/>
+              </w:rPr>
+              <w:t>As soon as demand indicators surge or a standby instance is leased, the pool must automatically unpause/replenish ready instances up to Kmax.</w:t>
+            </w:r>
+          </w:p>
+        </w:tc>
+        <w:tc>
+          <w:tcPr>
+            <w:tcW w:type="dxa" w:w="2448"/>
+            <w:shd w:fill="FFFFFF"/>
+            <w:tcMar>
+              <w:top w:w="80" w:type="dxa"/>
+              <w:bottom w:w="80" w:type="dxa"/>
+              <w:left w:w="120" w:type="dxa"/>
+              <w:right w:w="120" w:type="dxa"/>
+            </w:tcMar>
+          </w:tcPr>
+          <w:p>
+            <w:pPr>
+              <w:spacing w:before="0" w:after="0"/>
+            </w:pPr>
+            <w:r>
+              <w:rPr>
+                <w:rFonts w:ascii="Calibri" w:hAnsi="Calibri"/>
+                <w:sz w:val="19"/>
+              </w:rPr>
+              <w:t>Verified standby pool depth auto-replenishment with zero queuing drops under concurrent load.</w:t>
+            </w:r>
+          </w:p>
+        </w:tc>
+      </w:tr>
     </w:tbl>
     <w:p>
       <w:pPr>

--- a/docs/hyperv/architecture/docx/BDR_Enterprise_Architecture-v2.docx
+++ b/docs/hyperv/architecture/docx/BDR_Enterprise_Architecture-v2.docx
@@ -172,7 +172,7 @@
           <w:color w:val="333333"/>
           <w:sz w:val="21"/>
         </w:rPr>
-        <w:t>Minimize hardware footprint and operating costs by ensuring that when zero client requests are pending, virtual machine instances consume 0% CPU and release idle memory pages.</w:t>
+        <w:t>Minimize hardware footprint and operating expenditure by ensuring that when zero client requests are pending, virtual machine instances consume 0% CPU and maintain a compact host memory footprint.</w:t>
       </w:r>
     </w:p>
     <w:p>
@@ -194,7 +194,7 @@
           <w:color w:val="333333"/>
           <w:sz w:val="21"/>
         </w:rPr>
-        <w:t>0.0% Host CPU consumption during idle periods; &gt;= 65% compression in active hypervisor memory commitment via Dynamic Memory paging; support for 3x to 5x more concurrent registered services per physical host.</w:t>
+        <w:t>0.0% Host CPU consumption during idle periods; ~1.0–1.2 GB lean static host memory footprint per paused instance achieved via working set pre-trimming prior to snapshot capture (preventing host swap-in disk I/O on resume); support for 3x to 5x more concurrent registered services per physical host.</w:t>
       </w:r>
     </w:p>
     <w:tbl>
@@ -312,7 +312,7 @@
           <w:color w:val="333333"/>
           <w:sz w:val="21"/>
         </w:rPr>
-        <w:t>Time to First Byte (TTFB) from a completely dormant/paused state under 800ms (typically 350ms – 550ms); subsequent warm request latency under 15ms.</w:t>
+        <w:t>Time to First Byte (TTFB) from a completely dormant/paused state of 350ms – 650ms (&lt;= 800ms SLA); subsequent warm request latency under 15ms.</w:t>
       </w:r>
     </w:p>
     <w:tbl>
@@ -822,7 +822,7 @@
                 <w:rFonts w:ascii="Calibri" w:hAnsi="Calibri"/>
                 <w:sz w:val="19"/>
               </w:rPr>
-              <w:t>Ingress gateway must buffer incoming requests and wake dormant VM in &lt;300ms (&lt;= 800ms total TTFB).</w:t>
+              <w:t>Ingress gateway must buffer incoming requests and wake dormant VM in &lt;300ms (350ms - 650ms nominal, &lt;= 800ms total TTFB SLA).</w:t>
             </w:r>
           </w:p>
         </w:tc>
@@ -1022,7 +1022,7 @@
                 <w:rFonts w:ascii="Calibri" w:hAnsi="Calibri"/>
                 <w:sz w:val="19"/>
               </w:rPr>
-              <w:t>Guest application must communicate strictly via an isolated virtual network segment.</w:t>
+              <w:t>Guest application traffic restricted to Ingress Gateway port forwarding (:8080) and strict enterprise datastore egress whitelist (SQL, PostgreSQL, S3 private endpoints); arbitrary public internet egress blocked.</w:t>
             </w:r>
           </w:p>
         </w:tc>
@@ -1046,7 +1046,7 @@
                 <w:rFonts w:ascii="Calibri" w:hAnsi="Calibri"/>
                 <w:sz w:val="19"/>
               </w:rPr>
-              <w:t>Network traffic restricted to Ingress Gateway port forwarding (:8080); no unauthorized egress.</w:t>
+              <w:t>Network firewall rules strictly enforce isolation; no unauthorized internet egress.</w:t>
             </w:r>
           </w:p>
         </w:tc>

--- a/docs/hyperv/architecture/docx/BDR_Enterprise_Architecture-v2.docx
+++ b/docs/hyperv/architecture/docx/BDR_Enterprise_Architecture-v2.docx
@@ -1022,7 +1022,7 @@
                 <w:rFonts w:ascii="Calibri" w:hAnsi="Calibri"/>
                 <w:sz w:val="19"/>
               </w:rPr>
-              <w:t>Guest application traffic restricted to Ingress Gateway port forwarding (:8080) and strict enterprise datastore egress whitelist (SQL, PostgreSQL, S3 private endpoints); arbitrary public internet egress blocked.</w:t>
+              <w:t>Guest application traffic restricted to Ingress Gateway port forwarding (:8080) and strict enterprise datastore and infrastructure egress whitelist (SQL, PostgreSQL, S3 private endpoints, Internal DNS, Kerberos); arbitrary public internet egress blocked.</w:t>
             </w:r>
           </w:p>
         </w:tc>
